--- a/Resume.docx
+++ b/Resume.docx
@@ -614,7 +614,7 @@
                 <w:szCs w:val="20"/>
                 <w:rtl w:val="0"/>
               </w:rPr>
-              <w:t xml:space="preserve">Research Assistant</w:t>
+              <w:t xml:space="preserve">Doctoral Researcher</w:t>
             </w:r>
             <w:r>
               <w:rPr>
